--- a/东软熙心健康体检系统_第四组/05.实训个人报告（每人1份）/实训个人报告_学号_姓名.docx
+++ b/东软熙心健康体检系统_第四组/05.实训个人报告（每人1份）/实训个人报告_学号_姓名.docx
@@ -179,7 +179,28 @@
           <w:szCs w:val="36"/>
           <w:u w:val="single"/>
         </w:rPr>
-        <w:t xml:space="preserve"> 东软熙心健康体检系统</w:t>
+        <w:t xml:space="preserve"> 东软熙</w:t>
+      </w:r>
+      <w:r>
+        <w:rPr>
+          <w:rFonts w:hint="eastAsia" w:ascii="楷体_GB2312" w:eastAsia="楷体_GB2312"/>
+          <w:sz w:val="36"/>
+          <w:szCs w:val="36"/>
+          <w:u w:val="single"/>
+          <w:lang w:val="en-US" w:eastAsia="zh-CN"/>
+        </w:rPr>
+        <w:t>康</w:t>
+      </w:r>
+      <w:bookmarkStart w:id="10" w:name="_GoBack"/>
+      <w:bookmarkEnd w:id="10"/>
+      <w:r>
+        <w:rPr>
+          <w:rFonts w:hint="eastAsia" w:ascii="楷体_GB2312" w:eastAsia="楷体_GB2312"/>
+          <w:sz w:val="36"/>
+          <w:szCs w:val="36"/>
+          <w:u w:val="single"/>
+        </w:rPr>
+        <w:t>健康体检系统</w:t>
       </w:r>
       <w:r>
         <w:rPr>
@@ -600,8 +621,8 @@
         </w:rPr>
         <w:br w:type="page"/>
       </w:r>
-      <w:bookmarkStart w:id="2" w:name="_Toc437504713"/>
-      <w:bookmarkStart w:id="3" w:name="_Toc437504801"/>
+      <w:bookmarkStart w:id="2" w:name="_Toc437504801"/>
+      <w:bookmarkStart w:id="3" w:name="_Toc437504713"/>
       <w:r>
         <w:rPr>
           <w:rFonts w:ascii="黑体" w:hAnsi="宋体" w:eastAsia="黑体"/>
@@ -1092,8 +1113,6 @@
               </w:rPr>
               <w:t>2560*1600</w:t>
             </w:r>
-            <w:bookmarkStart w:id="10" w:name="_GoBack"/>
-            <w:bookmarkEnd w:id="10"/>
           </w:p>
         </w:tc>
       </w:tr>
@@ -1363,6 +1382,12 @@
             <w:insideH w:val="single" w:color="auto" w:sz="4" w:space="0"/>
             <w:insideV w:val="single" w:color="auto" w:sz="4" w:space="0"/>
           </w:tblBorders>
+          <w:tblCellMar>
+            <w:top w:w="0" w:type="dxa"/>
+            <w:left w:w="108" w:type="dxa"/>
+            <w:bottom w:w="0" w:type="dxa"/>
+            <w:right w:w="108" w:type="dxa"/>
+          </w:tblCellMar>
         </w:tblPrEx>
         <w:tc>
           <w:tcPr>
@@ -1522,8 +1547,8 @@
           <w:szCs w:val="30"/>
         </w:rPr>
       </w:pPr>
-      <w:bookmarkStart w:id="4" w:name="_Toc437504802"/>
-      <w:bookmarkStart w:id="5" w:name="_Toc437504714"/>
+      <w:bookmarkStart w:id="4" w:name="_Toc437504714"/>
+      <w:bookmarkStart w:id="5" w:name="_Toc437504802"/>
       <w:r>
         <w:rPr>
           <w:rFonts w:ascii="黑体" w:hAnsi="宋体" w:eastAsia="黑体"/>
@@ -1865,6 +1890,14 @@
         </w:tc>
       </w:tr>
       <w:tr>
+        <w:tblPrEx>
+          <w:tblCellMar>
+            <w:top w:w="0" w:type="dxa"/>
+            <w:left w:w="108" w:type="dxa"/>
+            <w:bottom w:w="0" w:type="dxa"/>
+            <w:right w:w="108" w:type="dxa"/>
+          </w:tblCellMar>
+        </w:tblPrEx>
         <w:trPr>
           <w:trHeight w:val="403" w:hRule="atLeast"/>
         </w:trPr>
@@ -1991,6 +2024,14 @@
         </w:tc>
       </w:tr>
       <w:tr>
+        <w:tblPrEx>
+          <w:tblCellMar>
+            <w:top w:w="0" w:type="dxa"/>
+            <w:left w:w="108" w:type="dxa"/>
+            <w:bottom w:w="0" w:type="dxa"/>
+            <w:right w:w="108" w:type="dxa"/>
+          </w:tblCellMar>
+        </w:tblPrEx>
         <w:trPr>
           <w:trHeight w:val="403" w:hRule="atLeast"/>
         </w:trPr>
@@ -2068,8 +2109,8 @@
           <w:szCs w:val="30"/>
         </w:rPr>
       </w:pPr>
-      <w:bookmarkStart w:id="6" w:name="_Toc437504715"/>
-      <w:bookmarkStart w:id="7" w:name="_Toc437504803"/>
+      <w:bookmarkStart w:id="6" w:name="_Toc437504803"/>
+      <w:bookmarkStart w:id="7" w:name="_Toc437504715"/>
       <w:r>
         <w:rPr>
           <w:rFonts w:ascii="黑体" w:eastAsia="黑体"/>
